--- a/기업/회계·세무/세금계산서 (수기).docx
+++ b/기업/회계·세무/세금계산서 (수기).docx
@@ -4,7 +4,7 @@
   <w:body>
     <w:p>
       <w:pPr>
-        <w:spacing w:after="34" w:before="0" w:line="312" w:lineRule="auto"/>
+        <w:spacing w:after="40" w:before="0" w:line="312" w:lineRule="auto"/>
         <w:jc w:val="center"/>
       </w:pPr>
       <w:r>
@@ -19,7 +19,7 @@
     </w:p>
     <w:p>
       <w:pPr>
-        <w:spacing w:after="85" w:before="0" w:line="312" w:lineRule="auto"/>
+        <w:spacing w:after="100" w:before="0" w:line="312" w:lineRule="auto"/>
         <w:jc w:val="left"/>
         <w:pBdr>
           <w:bottom w:val="single" w:sz="14" w:space="2" w:color="24384F"/>
@@ -35,7 +35,7 @@
     </w:p>
     <w:p>
       <w:pPr>
-        <w:spacing w:after="68" w:before="0" w:line="312" w:lineRule="auto"/>
+        <w:spacing w:after="80" w:before="0" w:line="312" w:lineRule="auto"/>
         <w:jc w:val="center"/>
       </w:pPr>
       <w:r>
@@ -49,7 +49,7 @@
     </w:p>
     <w:p>
       <w:pPr>
-        <w:spacing w:after="34" w:before="68" w:line="312" w:lineRule="auto"/>
+        <w:spacing w:after="40" w:before="80" w:line="312" w:lineRule="auto"/>
         <w:jc w:val="left"/>
         <w:pBdr>
           <w:bottom w:val="single" w:sz="6" w:space="2" w:color="C9D2DD"/>
@@ -90,7 +90,7 @@
       </w:tblGrid>
       <w:tr>
         <w:trPr>
-          <w:trHeight w:val="385" w:hRule="atLeast"/>
+          <w:trHeight w:val="453" w:hRule="atLeast"/>
         </w:trPr>
         <w:tc>
           <w:tcPr>
@@ -205,7 +205,7 @@
       </w:tr>
       <w:tr>
         <w:trPr>
-          <w:trHeight w:val="385" w:hRule="atLeast"/>
+          <w:trHeight w:val="453" w:hRule="atLeast"/>
         </w:trPr>
         <w:tc>
           <w:tcPr>
@@ -266,7 +266,7 @@
       </w:tr>
       <w:tr>
         <w:trPr>
-          <w:trHeight w:val="385" w:hRule="atLeast"/>
+          <w:trHeight w:val="453" w:hRule="atLeast"/>
         </w:trPr>
         <w:tc>
           <w:tcPr>
@@ -382,7 +382,7 @@
       </w:tr>
       <w:tr>
         <w:trPr>
-          <w:trHeight w:val="385" w:hRule="atLeast"/>
+          <w:trHeight w:val="453" w:hRule="atLeast"/>
         </w:trPr>
         <w:tc>
           <w:tcPr>
@@ -498,7 +498,7 @@
     </w:tbl>
     <w:p>
       <w:pPr>
-        <w:spacing w:after="34" w:before="0" w:line="312" w:lineRule="auto"/>
+        <w:spacing w:after="40" w:before="0" w:line="312" w:lineRule="auto"/>
         <w:jc w:val="left"/>
       </w:pPr>
       <w:r>
@@ -511,7 +511,7 @@
     </w:p>
     <w:p>
       <w:pPr>
-        <w:spacing w:after="34" w:before="68" w:line="312" w:lineRule="auto"/>
+        <w:spacing w:after="40" w:before="80" w:line="312" w:lineRule="auto"/>
         <w:jc w:val="left"/>
         <w:pBdr>
           <w:bottom w:val="single" w:sz="6" w:space="2" w:color="C9D2DD"/>
@@ -552,7 +552,7 @@
       </w:tblGrid>
       <w:tr>
         <w:trPr>
-          <w:trHeight w:val="385" w:hRule="atLeast"/>
+          <w:trHeight w:val="453" w:hRule="atLeast"/>
         </w:trPr>
         <w:tc>
           <w:tcPr>
@@ -667,7 +667,7 @@
       </w:tr>
       <w:tr>
         <w:trPr>
-          <w:trHeight w:val="385" w:hRule="atLeast"/>
+          <w:trHeight w:val="453" w:hRule="atLeast"/>
         </w:trPr>
         <w:tc>
           <w:tcPr>
@@ -728,7 +728,7 @@
       </w:tr>
       <w:tr>
         <w:trPr>
-          <w:trHeight w:val="385" w:hRule="atLeast"/>
+          <w:trHeight w:val="453" w:hRule="atLeast"/>
         </w:trPr>
         <w:tc>
           <w:tcPr>
@@ -843,7 +843,7 @@
       </w:tr>
       <w:tr>
         <w:trPr>
-          <w:trHeight w:val="385" w:hRule="atLeast"/>
+          <w:trHeight w:val="453" w:hRule="atLeast"/>
         </w:trPr>
         <w:tc>
           <w:tcPr>
@@ -959,7 +959,7 @@
     </w:tbl>
     <w:p>
       <w:pPr>
-        <w:spacing w:after="34" w:before="0" w:line="312" w:lineRule="auto"/>
+        <w:spacing w:after="40" w:before="0" w:line="312" w:lineRule="auto"/>
         <w:jc w:val="left"/>
       </w:pPr>
       <w:r>
@@ -972,7 +972,7 @@
     </w:p>
     <w:p>
       <w:pPr>
-        <w:spacing w:after="34" w:before="68" w:line="312" w:lineRule="auto"/>
+        <w:spacing w:after="40" w:before="80" w:line="312" w:lineRule="auto"/>
         <w:jc w:val="left"/>
         <w:pBdr>
           <w:bottom w:val="single" w:sz="6" w:space="2" w:color="C9D2DD"/>
@@ -1014,7 +1014,7 @@
       </w:tblGrid>
       <w:tr>
         <w:trPr>
-          <w:trHeight w:val="385" w:hRule="atLeast"/>
+          <w:trHeight w:val="453" w:hRule="atLeast"/>
         </w:trPr>
         <w:tc>
           <w:tcPr>
@@ -1156,7 +1156,7 @@
       </w:tr>
       <w:tr>
         <w:trPr>
-          <w:trHeight w:val="385" w:hRule="atLeast"/>
+          <w:trHeight w:val="453" w:hRule="atLeast"/>
         </w:trPr>
         <w:tc>
           <w:tcPr>
@@ -1219,7 +1219,7 @@
     </w:tbl>
     <w:p>
       <w:pPr>
-        <w:spacing w:after="34" w:before="0" w:line="312" w:lineRule="auto"/>
+        <w:spacing w:after="40" w:before="0" w:line="312" w:lineRule="auto"/>
         <w:jc w:val="left"/>
       </w:pPr>
       <w:r>
@@ -1232,7 +1232,7 @@
     </w:p>
     <w:p>
       <w:pPr>
-        <w:spacing w:after="34" w:before="68" w:line="312" w:lineRule="auto"/>
+        <w:spacing w:after="40" w:before="80" w:line="312" w:lineRule="auto"/>
         <w:jc w:val="left"/>
         <w:pBdr>
           <w:bottom w:val="single" w:sz="6" w:space="2" w:color="C9D2DD"/>
@@ -1276,7 +1276,7 @@
       </w:tblGrid>
       <w:tr>
         <w:trPr>
-          <w:trHeight w:val="385" w:hRule="atLeast"/>
+          <w:trHeight w:val="453" w:hRule="atLeast"/>
         </w:trPr>
         <w:tc>
           <w:tcPr>
@@ -1484,7 +1484,7 @@
       </w:tr>
       <w:tr>
         <w:trPr>
-          <w:trHeight w:val="385" w:hRule="atLeast"/>
+          <w:trHeight w:val="453" w:hRule="atLeast"/>
         </w:trPr>
         <w:tc>
           <w:tcPr>
@@ -1500,7 +1500,7 @@
           <w:p>
             <w:pPr>
               <w:spacing w:after="0" w:line="312" w:lineRule="auto"/>
-              <w:jc w:val="left"/>
+              <w:jc w:val="center"/>
             </w:pPr>
             <w:r/>
             <w:r>
@@ -1526,7 +1526,7 @@
           <w:p>
             <w:pPr>
               <w:spacing w:after="0" w:line="312" w:lineRule="auto"/>
-              <w:jc w:val="left"/>
+              <w:jc w:val="center"/>
             </w:pPr>
             <w:r/>
             <w:r>
@@ -1552,7 +1552,7 @@
           <w:p>
             <w:pPr>
               <w:spacing w:after="0" w:line="312" w:lineRule="auto"/>
-              <w:jc w:val="left"/>
+              <w:jc w:val="center"/>
             </w:pPr>
             <w:r/>
             <w:r>
@@ -1578,7 +1578,7 @@
           <w:p>
             <w:pPr>
               <w:spacing w:after="0" w:line="312" w:lineRule="auto"/>
-              <w:jc w:val="left"/>
+              <w:jc w:val="center"/>
             </w:pPr>
             <w:r/>
             <w:r>
@@ -1604,7 +1604,7 @@
           <w:p>
             <w:pPr>
               <w:spacing w:after="0" w:line="312" w:lineRule="auto"/>
-              <w:jc w:val="left"/>
+              <w:jc w:val="center"/>
             </w:pPr>
             <w:r/>
             <w:r>
@@ -1630,7 +1630,7 @@
           <w:p>
             <w:pPr>
               <w:spacing w:after="0" w:line="312" w:lineRule="auto"/>
-              <w:jc w:val="left"/>
+              <w:jc w:val="center"/>
             </w:pPr>
             <w:r/>
             <w:r>
@@ -1656,7 +1656,7 @@
           <w:p>
             <w:pPr>
               <w:spacing w:after="0" w:line="312" w:lineRule="auto"/>
-              <w:jc w:val="left"/>
+              <w:jc w:val="center"/>
             </w:pPr>
             <w:r/>
             <w:r>
@@ -1671,7 +1671,7 @@
       </w:tr>
       <w:tr>
         <w:trPr>
-          <w:trHeight w:val="385" w:hRule="atLeast"/>
+          <w:trHeight w:val="453" w:hRule="atLeast"/>
         </w:trPr>
         <w:tc>
           <w:tcPr>
@@ -1687,7 +1687,7 @@
           <w:p>
             <w:pPr>
               <w:spacing w:after="0" w:line="312" w:lineRule="auto"/>
-              <w:jc w:val="left"/>
+              <w:jc w:val="center"/>
             </w:pPr>
             <w:r/>
             <w:r>
@@ -1713,7 +1713,7 @@
           <w:p>
             <w:pPr>
               <w:spacing w:after="0" w:line="312" w:lineRule="auto"/>
-              <w:jc w:val="left"/>
+              <w:jc w:val="center"/>
             </w:pPr>
             <w:r/>
             <w:r>
@@ -1739,7 +1739,7 @@
           <w:p>
             <w:pPr>
               <w:spacing w:after="0" w:line="312" w:lineRule="auto"/>
-              <w:jc w:val="left"/>
+              <w:jc w:val="center"/>
             </w:pPr>
             <w:r/>
             <w:r>
@@ -1765,7 +1765,7 @@
           <w:p>
             <w:pPr>
               <w:spacing w:after="0" w:line="312" w:lineRule="auto"/>
-              <w:jc w:val="left"/>
+              <w:jc w:val="center"/>
             </w:pPr>
             <w:r/>
             <w:r>
@@ -1791,7 +1791,7 @@
           <w:p>
             <w:pPr>
               <w:spacing w:after="0" w:line="312" w:lineRule="auto"/>
-              <w:jc w:val="left"/>
+              <w:jc w:val="center"/>
             </w:pPr>
             <w:r/>
             <w:r>
@@ -1817,7 +1817,7 @@
           <w:p>
             <w:pPr>
               <w:spacing w:after="0" w:line="312" w:lineRule="auto"/>
-              <w:jc w:val="left"/>
+              <w:jc w:val="center"/>
             </w:pPr>
             <w:r/>
             <w:r>
@@ -1843,7 +1843,7 @@
           <w:p>
             <w:pPr>
               <w:spacing w:after="0" w:line="312" w:lineRule="auto"/>
-              <w:jc w:val="left"/>
+              <w:jc w:val="center"/>
             </w:pPr>
             <w:r/>
             <w:r>
@@ -1858,7 +1858,7 @@
       </w:tr>
       <w:tr>
         <w:trPr>
-          <w:trHeight w:val="385" w:hRule="atLeast"/>
+          <w:trHeight w:val="453" w:hRule="atLeast"/>
         </w:trPr>
         <w:tc>
           <w:tcPr>
@@ -1874,7 +1874,7 @@
           <w:p>
             <w:pPr>
               <w:spacing w:after="0" w:line="312" w:lineRule="auto"/>
-              <w:jc w:val="left"/>
+              <w:jc w:val="center"/>
             </w:pPr>
             <w:r/>
             <w:r>
@@ -1900,7 +1900,7 @@
           <w:p>
             <w:pPr>
               <w:spacing w:after="0" w:line="312" w:lineRule="auto"/>
-              <w:jc w:val="left"/>
+              <w:jc w:val="center"/>
             </w:pPr>
             <w:r/>
             <w:r>
@@ -1926,7 +1926,7 @@
           <w:p>
             <w:pPr>
               <w:spacing w:after="0" w:line="312" w:lineRule="auto"/>
-              <w:jc w:val="left"/>
+              <w:jc w:val="center"/>
             </w:pPr>
             <w:r/>
             <w:r>
@@ -1952,7 +1952,7 @@
           <w:p>
             <w:pPr>
               <w:spacing w:after="0" w:line="312" w:lineRule="auto"/>
-              <w:jc w:val="left"/>
+              <w:jc w:val="center"/>
             </w:pPr>
             <w:r/>
             <w:r>
@@ -1978,7 +1978,7 @@
           <w:p>
             <w:pPr>
               <w:spacing w:after="0" w:line="312" w:lineRule="auto"/>
-              <w:jc w:val="left"/>
+              <w:jc w:val="center"/>
             </w:pPr>
             <w:r/>
             <w:r>
@@ -2004,7 +2004,7 @@
           <w:p>
             <w:pPr>
               <w:spacing w:after="0" w:line="312" w:lineRule="auto"/>
-              <w:jc w:val="left"/>
+              <w:jc w:val="center"/>
             </w:pPr>
             <w:r/>
             <w:r>
@@ -2030,7 +2030,7 @@
           <w:p>
             <w:pPr>
               <w:spacing w:after="0" w:line="312" w:lineRule="auto"/>
-              <w:jc w:val="left"/>
+              <w:jc w:val="center"/>
             </w:pPr>
             <w:r/>
             <w:r>
@@ -2045,7 +2045,7 @@
       </w:tr>
       <w:tr>
         <w:trPr>
-          <w:trHeight w:val="385" w:hRule="atLeast"/>
+          <w:trHeight w:val="453" w:hRule="atLeast"/>
         </w:trPr>
         <w:tc>
           <w:tcPr>
@@ -2061,7 +2061,7 @@
           <w:p>
             <w:pPr>
               <w:spacing w:after="0" w:line="312" w:lineRule="auto"/>
-              <w:jc w:val="left"/>
+              <w:jc w:val="center"/>
             </w:pPr>
             <w:r/>
             <w:r>
@@ -2087,7 +2087,7 @@
           <w:p>
             <w:pPr>
               <w:spacing w:after="0" w:line="312" w:lineRule="auto"/>
-              <w:jc w:val="left"/>
+              <w:jc w:val="center"/>
             </w:pPr>
             <w:r/>
             <w:r>
@@ -2113,7 +2113,7 @@
           <w:p>
             <w:pPr>
               <w:spacing w:after="0" w:line="312" w:lineRule="auto"/>
-              <w:jc w:val="left"/>
+              <w:jc w:val="center"/>
             </w:pPr>
             <w:r/>
             <w:r>
@@ -2139,7 +2139,7 @@
           <w:p>
             <w:pPr>
               <w:spacing w:after="0" w:line="312" w:lineRule="auto"/>
-              <w:jc w:val="left"/>
+              <w:jc w:val="center"/>
             </w:pPr>
             <w:r/>
             <w:r>
@@ -2165,7 +2165,7 @@
           <w:p>
             <w:pPr>
               <w:spacing w:after="0" w:line="312" w:lineRule="auto"/>
-              <w:jc w:val="left"/>
+              <w:jc w:val="center"/>
             </w:pPr>
             <w:r/>
             <w:r>
@@ -2191,7 +2191,7 @@
           <w:p>
             <w:pPr>
               <w:spacing w:after="0" w:line="312" w:lineRule="auto"/>
-              <w:jc w:val="left"/>
+              <w:jc w:val="center"/>
             </w:pPr>
             <w:r/>
             <w:r>
@@ -2217,7 +2217,7 @@
           <w:p>
             <w:pPr>
               <w:spacing w:after="0" w:line="312" w:lineRule="auto"/>
-              <w:jc w:val="left"/>
+              <w:jc w:val="center"/>
             </w:pPr>
             <w:r/>
             <w:r>
@@ -2233,7 +2233,7 @@
     </w:tbl>
     <w:p>
       <w:pPr>
-        <w:spacing w:after="34" w:before="0" w:line="312" w:lineRule="auto"/>
+        <w:spacing w:after="40" w:before="0" w:line="312" w:lineRule="auto"/>
         <w:jc w:val="left"/>
       </w:pPr>
       <w:r>
@@ -2261,7 +2261,7 @@
       </w:tblGrid>
       <w:tr>
         <w:trPr>
-          <w:trHeight w:val="385" w:hRule="atLeast"/>
+          <w:trHeight w:val="453" w:hRule="atLeast"/>
         </w:trPr>
         <w:tc>
           <w:tcPr>
@@ -2403,7 +2403,7 @@
       </w:tr>
       <w:tr>
         <w:trPr>
-          <w:trHeight w:val="385" w:hRule="atLeast"/>
+          <w:trHeight w:val="453" w:hRule="atLeast"/>
         </w:trPr>
         <w:tc>
           <w:tcPr>
@@ -2539,7 +2539,7 @@
     </w:tbl>
     <w:p>
       <w:pPr>
-        <w:spacing w:after="34" w:before="0" w:line="312" w:lineRule="auto"/>
+        <w:spacing w:after="40" w:before="0" w:line="312" w:lineRule="auto"/>
         <w:jc w:val="left"/>
       </w:pPr>
       <w:r>
@@ -2552,7 +2552,7 @@
     </w:p>
     <w:p>
       <w:pPr>
-        <w:spacing w:after="68" w:before="68" w:line="312" w:lineRule="auto"/>
+        <w:spacing w:after="80" w:before="80" w:line="312" w:lineRule="auto"/>
         <w:jc w:val="center"/>
       </w:pPr>
       <w:r>
@@ -2566,7 +2566,7 @@
     </w:p>
     <w:p>
       <w:pPr>
-        <w:spacing w:after="68" w:before="0" w:line="312" w:lineRule="auto"/>
+        <w:spacing w:after="80" w:before="0" w:line="312" w:lineRule="auto"/>
         <w:jc w:val="right"/>
       </w:pPr>
       <w:r>
@@ -2580,7 +2580,7 @@
     </w:p>
     <w:p>
       <w:pPr>
-        <w:spacing w:after="68" w:before="0" w:line="312" w:lineRule="auto"/>
+        <w:spacing w:after="80" w:before="0" w:line="312" w:lineRule="auto"/>
         <w:jc w:val="right"/>
       </w:pPr>
       <w:r>
@@ -2594,7 +2594,7 @@
     </w:p>
     <w:p>
       <w:pPr>
-        <w:spacing w:after="0" w:before="51" w:line="312" w:lineRule="auto"/>
+        <w:spacing w:after="0" w:before="60" w:line="312" w:lineRule="auto"/>
         <w:jc w:val="left"/>
       </w:pPr>
       <w:r>
